--- a/Updates.docx
+++ b/Updates.docx
@@ -90,11 +90,9 @@
       <w:r>
         <w:t xml:space="preserve">I </w:t>
       </w:r>
-      <w:proofErr w:type="gramStart"/>
-      <w:r>
-        <w:t>actually should</w:t>
-      </w:r>
-      <w:proofErr w:type="gramEnd"/>
+      <w:r>
+        <w:t>should</w:t>
+      </w:r>
       <w:r>
         <w:t xml:space="preserve"> download the NASA FIRMS data with a buffer zone of 5 km. However, when I do that, there is a </w:t>
       </w:r>
@@ -160,6 +158,437 @@
       </w:hyperlink>
       <w:r>
         <w:t xml:space="preserve"> </w:t>
+      </w:r>
+    </w:p>
+    <w:p>
+      <w:pPr>
+        <w:rPr>
+          <w:bCs/>
+        </w:rPr>
+      </w:pPr>
+      <w:r>
+        <w:rPr>
+          <w:b/>
+        </w:rPr>
+        <w:t>Work on March 1</w:t>
+      </w:r>
+    </w:p>
+    <w:p>
+      <w:pPr>
+        <w:pStyle w:val="ListParagraph"/>
+        <w:numPr>
+          <w:ilvl w:val="0"/>
+          <w:numId w:val="1"/>
+        </w:numPr>
+        <w:rPr>
+          <w:bCs/>
+        </w:rPr>
+      </w:pPr>
+      <w:r>
+        <w:rPr>
+          <w:bCs/>
+        </w:rPr>
+        <w:t>Here is a table of data ranges available for each data source</w:t>
+      </w:r>
+    </w:p>
+    <w:p>
+      <w:pPr>
+        <w:pStyle w:val="ListParagraph"/>
+        <w:numPr>
+          <w:ilvl w:val="1"/>
+          <w:numId w:val="1"/>
+        </w:numPr>
+        <w:rPr>
+          <w:bCs/>
+        </w:rPr>
+      </w:pPr>
+      <w:r>
+        <w:rPr>
+          <w:bCs/>
+        </w:rPr>
+        <w:t>Climate pressures</w:t>
+      </w:r>
+    </w:p>
+    <w:p>
+      <w:pPr>
+        <w:pStyle w:val="ListParagraph"/>
+        <w:numPr>
+          <w:ilvl w:val="2"/>
+          <w:numId w:val="1"/>
+        </w:numPr>
+        <w:rPr>
+          <w:bCs/>
+        </w:rPr>
+      </w:pPr>
+      <w:r>
+        <w:rPr>
+          <w:bCs/>
+        </w:rPr>
+        <w:t>Fire</w:t>
+      </w:r>
+    </w:p>
+    <w:p>
+      <w:pPr>
+        <w:pStyle w:val="ListParagraph"/>
+        <w:numPr>
+          <w:ilvl w:val="3"/>
+          <w:numId w:val="1"/>
+        </w:numPr>
+        <w:rPr>
+          <w:bCs/>
+        </w:rPr>
+      </w:pPr>
+      <w:r>
+        <w:rPr>
+          <w:bCs/>
+        </w:rPr>
+        <w:t>J1VIIRS-C2, 0 km buffer: April 2018 – present</w:t>
+      </w:r>
+    </w:p>
+    <w:p>
+      <w:pPr>
+        <w:pStyle w:val="ListParagraph"/>
+        <w:numPr>
+          <w:ilvl w:val="3"/>
+          <w:numId w:val="1"/>
+        </w:numPr>
+        <w:rPr>
+          <w:bCs/>
+        </w:rPr>
+      </w:pPr>
+      <w:r>
+        <w:rPr>
+          <w:bCs/>
+        </w:rPr>
+        <w:t>J2VIIRS-C2, 0 km buffer: January 17, 2024 – Present</w:t>
+      </w:r>
+    </w:p>
+    <w:p>
+      <w:pPr>
+        <w:pStyle w:val="ListParagraph"/>
+        <w:numPr>
+          <w:ilvl w:val="3"/>
+          <w:numId w:val="1"/>
+        </w:numPr>
+        <w:rPr>
+          <w:bCs/>
+        </w:rPr>
+      </w:pPr>
+      <w:r>
+        <w:rPr>
+          <w:bCs/>
+        </w:rPr>
+        <w:t xml:space="preserve">MODIS-C61, 0 km buffer: </w:t>
+      </w:r>
+      <w:r>
+        <w:rPr>
+          <w:bCs/>
+        </w:rPr>
+        <w:t xml:space="preserve">November 2000 </w:t>
+      </w:r>
+      <w:r>
+        <w:rPr>
+          <w:bCs/>
+        </w:rPr>
+        <w:t>–</w:t>
+      </w:r>
+      <w:r>
+        <w:rPr>
+          <w:bCs/>
+        </w:rPr>
+        <w:t xml:space="preserve"> Present</w:t>
+      </w:r>
+    </w:p>
+    <w:p>
+      <w:pPr>
+        <w:pStyle w:val="ListParagraph"/>
+        <w:numPr>
+          <w:ilvl w:val="3"/>
+          <w:numId w:val="1"/>
+        </w:numPr>
+        <w:rPr>
+          <w:bCs/>
+        </w:rPr>
+      </w:pPr>
+      <w:r>
+        <w:rPr>
+          <w:bCs/>
+        </w:rPr>
+        <w:t>SUOMI-VIIRS-C2, 0 km buffer: January 20, 2012 – Present</w:t>
+      </w:r>
+    </w:p>
+    <w:p>
+      <w:pPr>
+        <w:pStyle w:val="ListParagraph"/>
+        <w:numPr>
+          <w:ilvl w:val="2"/>
+          <w:numId w:val="1"/>
+        </w:numPr>
+        <w:ind w:left="1440" w:firstLine="360"/>
+        <w:rPr>
+          <w:bCs/>
+        </w:rPr>
+      </w:pPr>
+      <w:hyperlink r:id="rId6" w:history="1">
+        <w:r>
+          <w:rPr>
+            <w:rStyle w:val="Hyperlink"/>
+            <w:bCs/>
+          </w:rPr>
+          <w:t>Water Resource Vulnerability Monitor</w:t>
+        </w:r>
+      </w:hyperlink>
+      <w:r>
+        <w:rPr>
+          <w:bCs/>
+        </w:rPr>
+        <w:t>: 2000-2023, annually</w:t>
+      </w:r>
+    </w:p>
+    <w:p>
+      <w:pPr>
+        <w:pStyle w:val="ListParagraph"/>
+        <w:numPr>
+          <w:ilvl w:val="1"/>
+          <w:numId w:val="1"/>
+        </w:numPr>
+        <w:rPr>
+          <w:bCs/>
+        </w:rPr>
+      </w:pPr>
+      <w:r>
+        <w:rPr>
+          <w:bCs/>
+        </w:rPr>
+        <w:t>Unrest</w:t>
+      </w:r>
+    </w:p>
+    <w:p>
+      <w:pPr>
+        <w:pStyle w:val="ListParagraph"/>
+        <w:numPr>
+          <w:ilvl w:val="2"/>
+          <w:numId w:val="1"/>
+        </w:numPr>
+        <w:rPr>
+          <w:bCs/>
+        </w:rPr>
+      </w:pPr>
+      <w:r>
+        <w:rPr>
+          <w:bCs/>
+        </w:rPr>
+        <w:t>ACLED: February 28, 2015 – Present</w:t>
+      </w:r>
+    </w:p>
+    <w:p>
+      <w:pPr>
+        <w:pStyle w:val="ListParagraph"/>
+        <w:numPr>
+          <w:ilvl w:val="1"/>
+          <w:numId w:val="1"/>
+        </w:numPr>
+        <w:rPr>
+          <w:bCs/>
+        </w:rPr>
+      </w:pPr>
+      <w:r>
+        <w:rPr>
+          <w:bCs/>
+        </w:rPr>
+        <w:t>Wellbeing</w:t>
+      </w:r>
+    </w:p>
+    <w:p>
+      <w:pPr>
+        <w:pStyle w:val="ListParagraph"/>
+        <w:numPr>
+          <w:ilvl w:val="2"/>
+          <w:numId w:val="1"/>
+        </w:numPr>
+        <w:rPr>
+          <w:bCs/>
+        </w:rPr>
+      </w:pPr>
+      <w:proofErr w:type="spellStart"/>
+      <w:r>
+        <w:rPr>
+          <w:bCs/>
+        </w:rPr>
+        <w:t>Indeks</w:t>
+      </w:r>
+      <w:proofErr w:type="spellEnd"/>
+      <w:r>
+        <w:rPr>
+          <w:bCs/>
+        </w:rPr>
+        <w:t xml:space="preserve"> Desa </w:t>
+      </w:r>
+      <w:proofErr w:type="spellStart"/>
+      <w:r>
+        <w:rPr>
+          <w:bCs/>
+        </w:rPr>
+        <w:t>Membangun</w:t>
+      </w:r>
+      <w:proofErr w:type="spellEnd"/>
+      <w:r>
+        <w:rPr>
+          <w:bCs/>
+        </w:rPr>
+        <w:t xml:space="preserve">: </w:t>
+      </w:r>
+      <w:r>
+        <w:rPr>
+          <w:bCs/>
+        </w:rPr>
+        <w:t>202</w:t>
+      </w:r>
+      <w:r>
+        <w:rPr>
+          <w:bCs/>
+        </w:rPr>
+        <w:t>2</w:t>
+      </w:r>
+      <w:r>
+        <w:rPr>
+          <w:bCs/>
+        </w:rPr>
+        <w:t xml:space="preserve"> – 2024</w:t>
+      </w:r>
+    </w:p>
+    <w:p>
+      <w:pPr>
+        <w:pStyle w:val="ListParagraph"/>
+        <w:numPr>
+          <w:ilvl w:val="2"/>
+          <w:numId w:val="1"/>
+        </w:numPr>
+        <w:rPr>
+          <w:bCs/>
+        </w:rPr>
+      </w:pPr>
+      <w:proofErr w:type="spellStart"/>
+      <w:r>
+        <w:rPr>
+          <w:bCs/>
+        </w:rPr>
+        <w:t>Indeks</w:t>
+      </w:r>
+      <w:proofErr w:type="spellEnd"/>
+      <w:r>
+        <w:rPr>
+          <w:bCs/>
+        </w:rPr>
+        <w:t xml:space="preserve"> </w:t>
+      </w:r>
+      <w:proofErr w:type="spellStart"/>
+      <w:r>
+        <w:rPr>
+          <w:bCs/>
+        </w:rPr>
+        <w:t>Kebahagiaan</w:t>
+      </w:r>
+      <w:proofErr w:type="spellEnd"/>
+      <w:r>
+        <w:rPr>
+          <w:bCs/>
+        </w:rPr>
+        <w:t xml:space="preserve"> </w:t>
+      </w:r>
+      <w:proofErr w:type="spellStart"/>
+      <w:r>
+        <w:rPr>
+          <w:bCs/>
+        </w:rPr>
+        <w:t>Menurut</w:t>
+      </w:r>
+      <w:proofErr w:type="spellEnd"/>
+      <w:r>
+        <w:rPr>
+          <w:bCs/>
+        </w:rPr>
+        <w:t xml:space="preserve"> </w:t>
+      </w:r>
+      <w:proofErr w:type="spellStart"/>
+      <w:r>
+        <w:rPr>
+          <w:bCs/>
+        </w:rPr>
+        <w:t>Provinsi</w:t>
+      </w:r>
+      <w:proofErr w:type="spellEnd"/>
+      <w:r>
+        <w:rPr>
+          <w:bCs/>
+        </w:rPr>
+        <w:t>: 2013, 2014, 2017, 2021</w:t>
+      </w:r>
+    </w:p>
+    <w:p>
+      <w:pPr>
+        <w:pStyle w:val="ListParagraph"/>
+        <w:numPr>
+          <w:ilvl w:val="2"/>
+          <w:numId w:val="1"/>
+        </w:numPr>
+        <w:rPr>
+          <w:bCs/>
+        </w:rPr>
+      </w:pPr>
+      <w:r>
+        <w:rPr>
+          <w:bCs/>
+        </w:rPr>
+        <w:t>Human Development Index by Province: 2020 – 2025</w:t>
+      </w:r>
+    </w:p>
+    <w:p>
+      <w:pPr>
+        <w:pStyle w:val="ListParagraph"/>
+        <w:numPr>
+          <w:ilvl w:val="0"/>
+          <w:numId w:val="1"/>
+        </w:numPr>
+        <w:rPr>
+          <w:bCs/>
+        </w:rPr>
+      </w:pPr>
+      <w:r>
+        <w:rPr>
+          <w:bCs/>
+        </w:rPr>
+        <w:t xml:space="preserve">I got administrative maps data from </w:t>
+      </w:r>
+      <w:hyperlink r:id="rId7" w:history="1">
+        <w:r>
+          <w:rPr>
+            <w:rStyle w:val="Hyperlink"/>
+            <w:bCs/>
+          </w:rPr>
+          <w:t>here</w:t>
+        </w:r>
+      </w:hyperlink>
+      <w:r>
+        <w:rPr>
+          <w:bCs/>
+        </w:rPr>
+        <w:t xml:space="preserve"> but </w:t>
+      </w:r>
+      <w:hyperlink r:id="rId8" w:history="1">
+        <w:r>
+          <w:rPr>
+            <w:rStyle w:val="Hyperlink"/>
+            <w:bCs/>
+          </w:rPr>
+          <w:t>here</w:t>
+        </w:r>
+      </w:hyperlink>
+      <w:r>
+        <w:rPr>
+          <w:bCs/>
+        </w:rPr>
+        <w:t xml:space="preserve"> works too</w:t>
       </w:r>
     </w:p>
     <w:sectPr>
@@ -201,7 +630,7 @@
         <w:rFonts w:ascii="Courier New" w:hAnsi="Courier New" w:cs="Courier New" w:hint="default"/>
       </w:rPr>
     </w:lvl>
-    <w:lvl w:ilvl="2" w:tplc="04090005" w:tentative="1">
+    <w:lvl w:ilvl="2" w:tplc="04090005">
       <w:start w:val="1"/>
       <w:numFmt w:val="bullet"/>
       <w:lvlText w:val=""/>
@@ -213,7 +642,7 @@
         <w:rFonts w:ascii="Wingdings" w:hAnsi="Wingdings" w:hint="default"/>
       </w:rPr>
     </w:lvl>
-    <w:lvl w:ilvl="3" w:tplc="04090001" w:tentative="1">
+    <w:lvl w:ilvl="3" w:tplc="04090001">
       <w:start w:val="1"/>
       <w:numFmt w:val="bullet"/>
       <w:lvlText w:val=""/>

--- a/Updates.docx
+++ b/Updates.docx
@@ -547,6 +547,130 @@
       <w:pPr>
         <w:pStyle w:val="ListParagraph"/>
         <w:numPr>
+          <w:ilvl w:val="1"/>
+          <w:numId w:val="1"/>
+        </w:numPr>
+        <w:rPr>
+          <w:bCs/>
+        </w:rPr>
+      </w:pPr>
+      <w:r>
+        <w:rPr>
+          <w:bCs/>
+        </w:rPr>
+        <w:t>Wind</w:t>
+      </w:r>
+    </w:p>
+    <w:p>
+      <w:pPr>
+        <w:pStyle w:val="ListParagraph"/>
+        <w:numPr>
+          <w:ilvl w:val="2"/>
+          <w:numId w:val="1"/>
+        </w:numPr>
+        <w:rPr>
+          <w:bCs/>
+        </w:rPr>
+      </w:pPr>
+      <w:r>
+        <w:rPr>
+          <w:bCs/>
+        </w:rPr>
+        <w:lastRenderedPageBreak/>
+        <w:t xml:space="preserve">ERA5 from </w:t>
+      </w:r>
+      <w:r>
+        <w:rPr>
+          <w:bCs/>
+        </w:rPr>
+        <w:t>ECMWF</w:t>
+      </w:r>
+      <w:r>
+        <w:rPr>
+          <w:bCs/>
+        </w:rPr>
+        <w:t xml:space="preserve"> provides </w:t>
+      </w:r>
+      <w:r>
+        <w:rPr>
+          <w:bCs/>
+        </w:rPr>
+        <w:t>daily u- and v-components of wind at 10m above surface, covering 1979 to near real-time at ~27.8 km (~0.25°) spatial resolution</w:t>
+      </w:r>
+      <w:r>
+        <w:rPr>
+          <w:bCs/>
+        </w:rPr>
+        <w:t xml:space="preserve">: </w:t>
+      </w:r>
+      <w:hyperlink r:id="rId7" w:anchor="colab-python" w:history="1">
+        <w:r>
+          <w:rPr>
+            <w:rStyle w:val="Hyperlink"/>
+            <w:bCs/>
+          </w:rPr>
+          <w:t>link</w:t>
+        </w:r>
+      </w:hyperlink>
+      <w:r>
+        <w:rPr>
+          <w:bCs/>
+        </w:rPr>
+        <w:t xml:space="preserve">, </w:t>
+      </w:r>
+      <w:hyperlink r:id="rId8" w:history="1">
+        <w:r>
+          <w:rPr>
+            <w:rStyle w:val="Hyperlink"/>
+            <w:bCs/>
+          </w:rPr>
+          <w:t>link</w:t>
+        </w:r>
+      </w:hyperlink>
+    </w:p>
+    <w:p>
+      <w:pPr>
+        <w:pStyle w:val="ListParagraph"/>
+        <w:numPr>
+          <w:ilvl w:val="2"/>
+          <w:numId w:val="1"/>
+        </w:numPr>
+        <w:rPr>
+          <w:bCs/>
+        </w:rPr>
+      </w:pPr>
+      <w:hyperlink r:id="rId9" w:history="1">
+        <w:r>
+          <w:rPr>
+            <w:rStyle w:val="Hyperlink"/>
+            <w:bCs/>
+          </w:rPr>
+          <w:t>https://developer.nlr.gov/docs/wind/wind-toolkit/wtk-indonesia-v1-0-0-download/</w:t>
+        </w:r>
+      </w:hyperlink>
+      <w:r>
+        <w:rPr>
+          <w:bCs/>
+        </w:rPr>
+        <w:t xml:space="preserve"> </w:t>
+      </w:r>
+    </w:p>
+    <w:p>
+      <w:pPr>
+        <w:pStyle w:val="ListParagraph"/>
+        <w:numPr>
+          <w:ilvl w:val="2"/>
+          <w:numId w:val="1"/>
+        </w:numPr>
+        <w:rPr>
+          <w:bCs/>
+        </w:rPr>
+      </w:pPr>
+    </w:p>
+    <w:p>
+      <w:pPr>
+        <w:pStyle w:val="ListParagraph"/>
+        <w:numPr>
           <w:ilvl w:val="0"/>
           <w:numId w:val="1"/>
         </w:numPr>
@@ -560,7 +684,7 @@
         </w:rPr>
         <w:t xml:space="preserve">I got administrative maps data from </w:t>
       </w:r>
-      <w:hyperlink r:id="rId7" w:history="1">
+      <w:hyperlink r:id="rId10" w:history="1">
         <w:r>
           <w:rPr>
             <w:rStyle w:val="Hyperlink"/>
@@ -575,7 +699,7 @@
         </w:rPr>
         <w:t xml:space="preserve"> but </w:t>
       </w:r>
-      <w:hyperlink r:id="rId8" w:history="1">
+      <w:hyperlink r:id="rId11" w:history="1">
         <w:r>
           <w:rPr>
             <w:rStyle w:val="Hyperlink"/>
@@ -590,6 +714,152 @@
         </w:rPr>
         <w:t xml:space="preserve"> works too</w:t>
       </w:r>
+    </w:p>
+    <w:p>
+      <w:pPr>
+        <w:pStyle w:val="ListParagraph"/>
+        <w:numPr>
+          <w:ilvl w:val="0"/>
+          <w:numId w:val="1"/>
+        </w:numPr>
+        <w:rPr>
+          <w:bCs/>
+        </w:rPr>
+      </w:pPr>
+      <w:r>
+        <w:rPr>
+          <w:bCs/>
+        </w:rPr>
+        <w:t xml:space="preserve">Use advice from </w:t>
+      </w:r>
+      <w:hyperlink r:id="rId12" w:history="1">
+        <w:r>
+          <w:rPr>
+            <w:rStyle w:val="Hyperlink"/>
+            <w:bCs/>
+          </w:rPr>
+          <w:t>here</w:t>
+        </w:r>
+      </w:hyperlink>
+      <w:r>
+        <w:rPr>
+          <w:bCs/>
+        </w:rPr>
+        <w:t xml:space="preserve"> when designing the URCA posters</w:t>
+      </w:r>
+    </w:p>
+    <w:p>
+      <w:pPr>
+        <w:rPr>
+          <w:bCs/>
+        </w:rPr>
+      </w:pPr>
+    </w:p>
+    <w:p>
+      <w:pPr>
+        <w:rPr>
+          <w:b/>
+        </w:rPr>
+      </w:pPr>
+      <w:r>
+        <w:rPr>
+          <w:b/>
+        </w:rPr>
+        <w:t>Meeting with Dr. Gibran Mancus</w:t>
+      </w:r>
+    </w:p>
+    <w:p>
+      <w:pPr>
+        <w:pStyle w:val="ListParagraph"/>
+        <w:numPr>
+          <w:ilvl w:val="0"/>
+          <w:numId w:val="1"/>
+        </w:numPr>
+        <w:rPr>
+          <w:b/>
+        </w:rPr>
+      </w:pPr>
+      <w:r>
+        <w:rPr>
+          <w:bCs/>
+        </w:rPr>
+        <w:t xml:space="preserve">Read Paper from LA about impact of temp, greenery, </w:t>
+      </w:r>
+      <w:proofErr w:type="spellStart"/>
+      <w:r>
+        <w:rPr>
+          <w:bCs/>
+        </w:rPr>
+        <w:t>etc</w:t>
+      </w:r>
+      <w:proofErr w:type="spellEnd"/>
+      <w:r>
+        <w:rPr>
+          <w:bCs/>
+        </w:rPr>
+        <w:t xml:space="preserve"> on violent behaviors. Uses adjusted multilevel models</w:t>
+      </w:r>
+    </w:p>
+    <w:p>
+      <w:pPr>
+        <w:pStyle w:val="ListParagraph"/>
+        <w:numPr>
+          <w:ilvl w:val="0"/>
+          <w:numId w:val="1"/>
+        </w:numPr>
+        <w:rPr>
+          <w:b/>
+        </w:rPr>
+      </w:pPr>
+      <w:r>
+        <w:rPr>
+          <w:bCs/>
+        </w:rPr>
+        <w:t>Consider Cox proportional hazards (regression) model</w:t>
+      </w:r>
+    </w:p>
+    <w:p>
+      <w:pPr>
+        <w:pStyle w:val="ListParagraph"/>
+        <w:numPr>
+          <w:ilvl w:val="0"/>
+          <w:numId w:val="1"/>
+        </w:numPr>
+        <w:rPr>
+          <w:b/>
+        </w:rPr>
+      </w:pPr>
+      <w:r>
+        <w:rPr>
+          <w:bCs/>
+        </w:rPr>
+        <w:t>Consider cluster adjustment statistics</w:t>
+      </w:r>
+    </w:p>
+    <w:p>
+      <w:pPr>
+        <w:pStyle w:val="ListParagraph"/>
+        <w:numPr>
+          <w:ilvl w:val="1"/>
+          <w:numId w:val="1"/>
+        </w:numPr>
+        <w:rPr>
+          <w:b/>
+        </w:rPr>
+      </w:pPr>
+      <w:r>
+        <w:rPr>
+          <w:bCs/>
+        </w:rPr>
+        <w:t>Places that are closer together will have more in common</w:t>
+      </w:r>
+    </w:p>
+    <w:p>
+      <w:pPr>
+        <w:rPr>
+          <w:b/>
+        </w:rPr>
+      </w:pPr>
     </w:p>
     <w:sectPr>
       <w:pgSz w:w="12240" w:h="15840"/>
